--- a/submission_ready/advanced_tb_systems_20260317/04_Supplementary_Methods_and_Figures.docx
+++ b/submission_ready/advanced_tb_systems_20260317/04_Supplementary_Methods_and_Figures.docx
@@ -43,6 +43,14 @@
           <w:b w:val="0"/>
         </w:rPr>
         <w:t>The pathway-level analysis derived sample-level scores from the exported enrichment gene sets. Because the enrichment source was itself downstream of the project pipeline, the pathway results should be viewed as structured biological corroboration rather than an independent discovery layer.</w:t>
+      </w:r>
+    </w:p>
+    <w:p>
+      <w:r>
+        <w:rPr>
+          <w:b w:val="0"/>
+        </w:rPr>
+        <w:t>The OmicsClaw-inspired deconvolution extension used canonical blood-cell marker genes with a non-negative least squares framework. These outputs are relative composition proxies and should not be interpreted as absolute leukocyte fractions. The coexpression extension was used to summarize coordinated programs and hub genes, but not to claim causal regulatory networks.</w:t>
       </w:r>
     </w:p>
     <w:p>
